--- a/新建 Microsoft Word 文档.docx
+++ b/新建 Microsoft Word 文档.docx
@@ -549,6 +549,13 @@
     </w:p>
     <w:p/>
     <w:p/>
+    <w:p>
+      <w:pPr>
+        <w:rPr>
+          <w:rFonts w:hint="eastAsia"/>
+        </w:rPr>
+      </w:pPr>
+    </w:p>
     <w:p>
       <w:r>
         <w:rPr>
